--- a/informe/Debye_Igor_Examen.docx
+++ b/informe/Debye_Igor_Examen.docx
@@ -307,13 +307,13 @@
             <mc:AlternateContent>
               <mc:Choice Requires="wps">
                 <w:drawing>
-                  <wp:anchor distT="0" distB="0" distL="114300" distR="114300" simplePos="0" relativeHeight="251660288" behindDoc="0" locked="0" layoutInCell="1" allowOverlap="1" wp14:anchorId="12664EE1" wp14:editId="0580C543">
+                  <wp:anchor distT="0" distB="0" distL="114300" distR="114300" simplePos="0" relativeHeight="251660288" behindDoc="0" locked="0" layoutInCell="1" allowOverlap="1" wp14:anchorId="12664EE1" wp14:editId="4EB28CC5">
                     <wp:simplePos x="0" y="0"/>
                     <wp:positionH relativeFrom="page">
-                      <wp:posOffset>145415</wp:posOffset>
+                      <wp:posOffset>412115</wp:posOffset>
                     </wp:positionH>
                     <wp:positionV relativeFrom="page">
-                      <wp:posOffset>5448935</wp:posOffset>
+                      <wp:posOffset>7188835</wp:posOffset>
                     </wp:positionV>
                     <wp:extent cx="7315200" cy="914400"/>
                     <wp:effectExtent l="0" t="0" r="0" b="8255"/>
@@ -415,7 +415,7 @@
                     <v:stroke joinstyle="miter"/>
                     <v:path gradientshapeok="t" o:connecttype="rect"/>
                   </v:shapetype>
-                  <v:shape id="Cuadro de texto 159" o:spid="_x0000_s1026" type="#_x0000_t202" style="position:absolute;margin-left:11.45pt;margin-top:429.05pt;width:8in;height:1in;z-index:251660288;visibility:visible;mso-wrap-style:square;mso-width-percent:941;mso-height-percent:92;mso-wrap-distance-left:9pt;mso-wrap-distance-top:0;mso-wrap-distance-right:9pt;mso-wrap-distance-bottom:0;mso-position-horizontal:absolute;mso-position-horizontal-relative:page;mso-position-vertical:absolute;mso-position-vertical-relative:page;mso-width-percent:941;mso-height-percent:92;mso-width-relative:page;mso-height-relative:page;v-text-anchor:bottom" o:gfxdata="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" filled="f" stroked="f" strokeweight=".5pt">
+                  <v:shape id="Cuadro de texto 159" o:spid="_x0000_s1026" type="#_x0000_t202" style="position:absolute;margin-left:32.45pt;margin-top:566.05pt;width:8in;height:1in;z-index:251660288;visibility:visible;mso-wrap-style:square;mso-width-percent:941;mso-height-percent:92;mso-wrap-distance-left:9pt;mso-wrap-distance-top:0;mso-wrap-distance-right:9pt;mso-wrap-distance-bottom:0;mso-position-horizontal:absolute;mso-position-horizontal-relative:page;mso-position-vertical:absolute;mso-position-vertical-relative:page;mso-width-percent:941;mso-height-percent:92;mso-width-relative:page;mso-height-relative:page;v-text-anchor:bottom" o:gfxdata="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" filled="f" stroked="f" strokeweight=".5pt">
                     <v:textbox inset="126pt,0,54pt,0">
                       <w:txbxContent>
                         <w:sdt>
@@ -5241,6 +5241,9 @@
       </w:drawing>
     </w:r>
     <w:r>
+      <w:rPr>
+        <w:noProof/>
+      </w:rPr>
       <w:drawing>
         <wp:anchor distT="0" distB="0" distL="114300" distR="114300" simplePos="0" relativeHeight="251659264" behindDoc="0" locked="0" layoutInCell="1" allowOverlap="1" wp14:anchorId="6BCC800A" wp14:editId="2C1D04BF">
           <wp:simplePos x="0" y="0"/>
